--- a/zht/docx/58.content.docx
+++ b/zht/docx/58.content.docx
@@ -163,13 +163,6 @@
         <w:rPr>
           <w:lang w:val="zh_TW" w:bidi="zh_TW"/>
         </w:rPr>
-      </w:r>
-      <w:r>
-        <w:rPr>
-          <w:i/>
-          <w:lang w:val="zh_TW" w:bidi="zh_TW"/>
-        </w:rPr>
-        <w:t>希伯來書 1:1, 希伯來書 1:1–2, 希伯來書 1:1–4, 希伯來書 1:2, 希伯來書 1:3, 希伯來書 1:4, 希伯來書 1:5, 希伯來書 1:5–14, 希伯來書 1:6, 希伯來書 1:7, 希伯來書 1:8–9, 希伯來書 1:10–12, 希伯來書 1:13, 希伯來書 1:14, 希伯來書 2:1, 希伯來書 2:1–4, 希伯來書 2:2, 希伯來書 2:3, 希伯來書 2:4, 希伯來書 2:5, 希伯來書 2:5–9, 希伯來書 2:6, 希伯來書 2:6–8, 希伯來書 2:7, 希伯來書 2:8, 希伯來書 2:9, 希伯來書 2:10, 希伯來書 2:10–18, 希伯來書 2:11, 希伯來書 2:12, 希伯來書 2:13, 希伯來書 2:14–15, 希伯來書 2:16, 希伯來書 2:17–18, 希伯來書 3:1, 希伯來書 3:1–6, 希伯來書 3:2, 希伯來書 3:3–6, 希伯來書 3:6, 希伯來書 3:7–19, 希伯來書 3:8, 希伯來書 3:9–10, 希伯來書 3:11, 希伯來書 3:12, 希伯來書 3:12–19, 希伯來書 3:13, 希伯來書 3:14, 希伯來書 3:15, 希伯來書 3:16–19, 希伯來書 3:19, 希伯來書 4:1, 希伯來書 4:1–2, 希伯來書 4:2, 希伯來書 4:3, 希伯來書 4:4, 希伯來書 4:5, 希伯來書 4:6, 希伯來書 4:7, 希伯來書 4:8, 希伯來書 4:9, 希伯來書 4:10, 希伯來書 4:11, 希伯來書 4:12–13, 希伯來書 4:13, 希伯來書 4:14, 希伯來書 4:14–16, 希伯來書 4:15, 希伯來書 4:16, 希伯來書 5:1, 希伯來書 5:1–10, 希伯來書 5:2, 希伯來書 5:3, 希伯來書 5:4, 希伯來書 5:5–6, 希伯來書 5:7, 希伯來書 5:7–10, 希伯來書 5:8, 希伯來書 5:9, 希伯來書 5:10, 希伯來書 5:11, 希伯來書 5:11–6.3, 希伯來書 5:11–6.20, 希伯來書 5:12, 希伯來書 5:14, 希伯來書 6:1, 希伯來書 6:1–3, 希伯來書 6:2, 希伯來書 6:3, 希伯來書 6:4, 希伯來書 6:4–8, 希伯來書 6:5, 希伯來書 6:6, 希伯來書 6:7–8, 希伯來書 6:9, 希伯來書 6:9–12, 希伯來書 6:10, 希伯來書 6:11, 希伯來書 6:12, 希伯來書 6:13–14, 希伯來書 6:13–20, 希伯來書 6:15, 希伯來書 6:16, 希伯來書 6:17–18, 希伯來書 6:19–20, 希伯來書 7:1, 希伯來書 7:1–10, 希伯來書 7:1–28, 希伯來書 7:2, 希伯來書 7:3, 希伯來書 7:4, 希伯來書 7:5–6, 希伯來書 7:6–7, 希伯來書 7:8, 希伯來書 7:9–10, 希伯來書 7:11, 希伯來書 7:11–28, 希伯來書 7:12, 希伯來書 7:13–14, 希伯來書 7:15–17, 希伯來書 7:18, 希伯來書 7:19, 希伯來書 7:19–28, 希伯來書 7:20–21, 希伯來書 7:22, 希伯來書 7:23–24, 希伯來書 7:25, 希伯來書 7:26–27, 希伯來書 7:28, 希伯來書 8:1–2, 希伯來書 8:1–10.18, 希伯來書 8:3, 希伯來書 8:4, 希伯來書 8:5, 希伯來書 8:6, 希伯來書 8:7, 希伯來書 8:7–13, 希伯來書 8:8, 希伯來書 8:9, 希伯來書 8:10, 希伯來書 8:11, 希伯來書 8:12, 希伯來書 8:13, 希伯來書 9:1–5, 希伯來書 9:1–10.18, 希伯來書 9:2, 希伯來書 9:3, 希伯來書 9:4, 希伯來書 9:5, 希伯來書 9:6–8, 希伯來書 9:7, 希伯來書 9:8, 希伯來書 9:9, 希伯來書 9:10, 希伯來書 9:11, 希伯來書 9:11–10.18, 希伯來書 9:12, 希伯來書 9:13, 希伯來書 9:14, 希伯來書 9:15, 希伯來書 9:16–22, 希伯來書 9:18–19, 希伯來書 9:20, 希伯來書 9:21, 希伯來書 9:22, 希伯來書 9:23, 希伯來書 9:24, 希伯來書 9:25–26, 希伯來書 9:26, 希伯來書 9:27–28, 希伯來書 10:1, 希伯來書 10:2, 希伯來書 10:3, 希伯來書 10:4, 希伯來書 10:5, 希伯來書 10:5–7, 希伯來書 10:8–10, 希伯來書 10:11, 希伯來書 10:11–14, 希伯來書 10:12–13, 希伯來書 10:14, 希伯來書 10:15–17, 希伯來書 10:18, 希伯來書 10:19, 希伯來書 10:19–25, 希伯來書 10:20, 希伯來書 10:21, 希伯來書 10:22, 希伯來書 10:23, 希伯來書 10:24, 希伯來書 10:25, 希伯來書 10:26–27, 希伯來書 10:26–31, 希伯來書 10:28–29, 希伯來書 10:30–31, 希伯來書 10:32, 希伯來書 10:32–39, 希伯來書 10:33, 希伯來書 10:34, 希伯來書 10:35–36, 希伯來書 10:37–38, 希伯來書 10:39, 希伯來書 11:1, 希伯來書 11:1–40, 希伯來書 11:2, 希伯來書 11:3, 希伯來書 11:4, 希伯來書 11:5, 希伯來書 11:6, 希伯來書 11:7, 希伯來書 11:8, 希伯來書 11:9–10, 希伯來書 11:12, 希伯來書 11:13, 希伯來書 11:13–16, 希伯來書 11:14–16, 希伯來書 11:17–19, 希伯來書 11:17–31, 希伯來書 11:19, 希伯來書 11:20, 希伯來書 11:21, 希伯來書 11:22, 希伯來書 11:23, 希伯來書 11:24–25, 希伯來書 11:26, 希伯來書 11:27, 希伯來書 11:28, 希伯來書 11:29, 希伯來書 11:30, 希伯來書 11:31, 希伯來書 11:32, 希伯來書 11:32–40, 希伯來書 11:33, 希伯來書 11:34, 希伯來書 11:35, 希伯來書 11:37, 希伯來書 11:38, 希伯來書 11:39–40, 希伯來書 12:1, 希伯來書 12:1–17, 希伯來書 12:2, 希伯來書 12:3, 希伯來書 12:4, 希伯來書 12:5–6, 希伯來書 12:7–8, 希伯來書 12:9, 希伯來書 12:10–11, 希伯來書 12:12–13, 希伯來書 12:14, 希伯來書 12:15, 希伯來書 12:16, 希伯來書 12:17, 希伯來書 12:18, 希伯來書 12:18–24, 希伯來書 12:19, 希伯來書 12:22, 希伯來書 12:23, 希伯來書 12:24, 希伯來書 12:25, 希伯來書 12:25–29, 希伯來書 12:26–27, 希伯來書 12:28–29, 希伯來書 13:1, 希伯來書 13:1–6, 希伯來書 13:2, 希伯來書 13:3, 希伯來書 13:4, 希伯來書 13:5, 希伯來書 13:6, 希伯來書 13:7, 希伯來書 13:7–19, 希伯來書 13:8, 希伯來書 13:9–10, 希伯來書 13:11–12, 希伯來書 13:13, 希伯來書 13:14, 希伯來書 13:15, 希伯來書 13:15–16, 希伯來書 13:16, 希伯來書 13:17, 希伯來書 13:18–19, 希伯來書 13:20–21, 希伯來書 13:22, 希伯來書 13:23, 希伯來書 13:24–25</w:t>
       </w:r>
       <w:r>
         <w:rPr>

--- a/zht/docx/58.content.docx
+++ b/zht/docx/58.content.docx
@@ -150,19 +150,6 @@
           <w:lang w:val="zh_TW" w:bidi="zh_TW"/>
         </w:rPr>
         <w:t>HEB</w:t>
-      </w:r>
-      <w:r>
-        <w:rPr>
-          <w:lang w:val="zh_TW" w:bidi="zh_TW"/>
-        </w:rPr>
-      </w:r>
-    </w:p>
-    <w:p>
-      <w:pPr/>
-      <w:r>
-        <w:rPr>
-          <w:lang w:val="zh_TW" w:bidi="zh_TW"/>
-        </w:rPr>
       </w:r>
       <w:r>
         <w:rPr>

--- a/zht/docx/58.content.docx
+++ b/zht/docx/58.content.docx
@@ -19,7 +19,7 @@
         <w:rPr>
           <w:lang w:val="zh_TW" w:bidi="zh_TW"/>
         </w:rPr>
-        <w:t>Resource: 研讀筆記 (Tyndale)</w:t>
+        <w:t>Resource: Tyndale Open Study Notes</w:t>
       </w:r>
       <w:r>
         <w:rPr>
@@ -112,7 +112,7 @@
         <w:rPr>
           <w:lang w:val="zh_TW" w:bidi="zh_TW"/>
         </w:rPr>
-        <w:t>研讀筆記 (Tyndale)</w:t>
+        <w:t>Tyndale Open Study Notes</w:t>
       </w:r>
     </w:p>
     <w:p>

--- a/zht/docx/58.content.docx
+++ b/zht/docx/58.content.docx
@@ -19,7 +19,7 @@
         <w:rPr>
           <w:lang w:val="zh_TW" w:bidi="zh_TW"/>
         </w:rPr>
-        <w:t>Resource: Tyndale Open Study Notes</w:t>
+        <w:t>Resource: Aquifer Open Study Notes</w:t>
       </w:r>
       <w:r>
         <w:rPr>
@@ -112,7 +112,7 @@
         <w:rPr>
           <w:lang w:val="zh_TW" w:bidi="zh_TW"/>
         </w:rPr>
-        <w:t>Tyndale Open Study Notes</w:t>
+        <w:t>Aquifer Open Study Notes</w:t>
       </w:r>
     </w:p>
     <w:p>
